--- a/02_Assignments_and_Rubrics/TAS2O_Major_Assignments_Package_AI_Enhanced.docx
+++ b/02_Assignments_and_Rubrics/TAS2O_Major_Assignments_Package_AI_Enhanced.docx
@@ -121,7 +121,7 @@
                 <w:b w:val="0"/>
                 <w:sz w:val="18"/>
               </w:rPr>
-              <w:t>[Insert School Name]</w:t>
+              <w:t>Webtree Academy</w:t>
             </w:r>
           </w:p>
         </w:tc>
@@ -155,7 +155,7 @@
                 <w:b w:val="0"/>
                 <w:sz w:val="18"/>
               </w:rPr>
-              <w:t>[Insert BSID]</w:t>
+              <w:t>883796</w:t>
             </w:r>
           </w:p>
         </w:tc>
@@ -189,7 +189,7 @@
                 <w:b w:val="0"/>
                 <w:sz w:val="18"/>
               </w:rPr>
-              <w:t>[Insert Name]</w:t>
+              <w:t>Carlos Chen</w:t>
             </w:r>
           </w:p>
         </w:tc>
@@ -223,7 +223,7 @@
                 <w:b w:val="0"/>
                 <w:sz w:val="18"/>
               </w:rPr>
-              <w:t>[Insert Name]</w:t>
+              <w:t>Henry Michels</w:t>
             </w:r>
           </w:p>
         </w:tc>
@@ -427,7 +427,7 @@
                 <w:b w:val="0"/>
                 <w:sz w:val="18"/>
               </w:rPr>
-              <w:t>[Insert Date]</w:t>
+              <w:t>2026-05-12</w:t>
             </w:r>
           </w:p>
         </w:tc>
@@ -9335,7 +9335,7 @@
       <w:rPr>
         <w:sz w:val="16"/>
       </w:rPr>
-      <w:t>TAS2O Major Assignments Package | AI-Enhanced Technology and Skilled Trades | [Insert School Name]</w:t>
+      <w:t>TAS2O Major Assignments Package | AI-Enhanced Technology and Skilled Trades | Webtree Academy</w:t>
     </w:r>
   </w:p>
 </w:ftr>

--- a/02_Assignments_and_Rubrics/TAS2O_Major_Assignments_Package_AI_Enhanced.docx
+++ b/02_Assignments_and_Rubrics/TAS2O_Major_Assignments_Package_AI_Enhanced.docx
@@ -183,13 +183,8 @@
             <w:vAlign w:val="top"/>
           </w:tcPr>
           <w:p>
-            <w:r/>
-            <w:r>
-              <w:rPr>
-                <w:b w:val="0"/>
-                <w:sz w:val="18"/>
-              </w:rPr>
-              <w:t>Carlos Chen</w:t>
+            <w:r>
+              <w:t>Henry Michels</w:t>
             </w:r>
           </w:p>
         </w:tc>
@@ -217,13 +212,8 @@
             <w:vAlign w:val="top"/>
           </w:tcPr>
           <w:p>
-            <w:r/>
-            <w:r>
-              <w:rPr>
-                <w:b w:val="0"/>
-                <w:sz w:val="18"/>
-              </w:rPr>
-              <w:t>Henry Michels</w:t>
+            <w:r>
+              <w:t>Carlos Chen</w:t>
             </w:r>
           </w:p>
         </w:tc>

--- a/02_Assignments_and_Rubrics/TAS2O_Major_Assignments_Package_AI_Enhanced.docx
+++ b/02_Assignments_and_Rubrics/TAS2O_Major_Assignments_Package_AI_Enhanced.docx
@@ -853,13 +853,8 @@
             <w:vAlign w:val="top"/>
           </w:tcPr>
           <w:p>
-            <w:r/>
-            <w:r>
-              <w:rPr>
-                <w:b w:val="0"/>
-                <w:sz w:val="18"/>
-              </w:rPr>
-              <w:t>Research report, career pathway map, reflection</w:t>
+            <w:r>
+              <w:t>Research report, career pathway map, Indigenous and community perspectives reflection</w:t>
             </w:r>
           </w:p>
         </w:tc>
@@ -985,13 +980,8 @@
             <w:vAlign w:val="top"/>
           </w:tcPr>
           <w:p>
-            <w:r/>
-            <w:r>
-              <w:rPr>
-                <w:b w:val="0"/>
-                <w:sz w:val="18"/>
-              </w:rPr>
-              <w:t>Prototype/product/service, portfolio, presentation/demo</w:t>
+            <w:r>
+              <w:t>Prototype/product/service, portfolio, presentation/demo, diverse community and Indigenous user lens</w:t>
             </w:r>
           </w:p>
         </w:tc>
@@ -1052,6 +1042,11 @@
       </w:pPr>
       <w:r>
         <w:t>Standard AI Use Log Template</w:t>
+      </w:r>
+    </w:p>
+    <w:p>
+      <w:r>
+        <w:t>Indigenous and FNMI perspectives are embedded in the career and capstone tasks through research, user-needs analysis, and project-planning prompts. Students are expected to consider multiple community perspectives, including First Nations, M?tis, and Inuit contexts where relevant, and to document how those perspectives inform their design choices.</w:t>
       </w:r>
     </w:p>
     <w:tbl>
@@ -9303,6 +9298,7 @@
         <w:t>I acknowledge that I am responsible for the accuracy, safety, and originality of this work. I have documented any AI assistance in my AI Use Log. I have verified AI-supported information using class instruction, teacher-approved resources, testing evidence, or credible sources. I can explain my design process, technical decisions, and final submission in my own words.</w:t>
       </w:r>
     </w:p>
+    <w:p/>
     <w:sectPr>
       <w:footerReference w:type="default" r:id="rId9"/>
       <w:pgSz w:w="12240" w:h="15840"/>

--- a/02_Assignments_and_Rubrics/TAS2O_Major_Assignments_Package_AI_Enhanced.docx
+++ b/02_Assignments_and_Rubrics/TAS2O_Major_Assignments_Package_AI_Enhanced.docx
@@ -426,13 +426,7 @@
     <w:p/>
     <w:p>
       <w:r>
-        <w:rPr>
-          <w:b/>
-        </w:rPr>
-        <w:t xml:space="preserve">Purpose of this package: </w:t>
-      </w:r>
-      <w:r>
-        <w:t>This document provides student-facing major assignment sheets, teacher implementation notes, assessment rubrics, AI-use controls, and evidence requirements for a TAS2O OSSD credit course. It is intended to support the Course Outline, 110-Hour Pacing Guide, Curriculum Mapping Chart, and Unit Plans.</w:t>
+        <w:t>Purpose of this package: This document provides student-facing major assignment sheets, teacher implementation notes, assessment rubrics, AI-use controls, and evidence requirements for a TAS2O OSSD credit course. It is intended to support the Course Outline, 110-Hour Pacing Guide, Curriculum Mapping Chart, and Unit Plans. Student-facing tasks and teacher notes should be filed in a way that supports school assessment records, privacy rules, and course evidence binder review.</w:t>
       </w:r>
     </w:p>
     <w:p>
@@ -2452,7 +2446,7 @@
         <w:pStyle w:val="ListBullet"/>
       </w:pPr>
       <w:r>
-        <w:t>Keep safety quiz results and safety contract in student file or course binder.</w:t>
+        <w:t>The capstone can serve as the full 30% final evaluation. Use proposal and midpoint checks to reduce safety and academic integrity risks. Keep final portfolio, rubric, and presentation evidence in the course binder or LMS archive, and remove or restrict student names from inspection-facing samples according to privacy requirements.</w:t>
       </w:r>
     </w:p>
     <w:p>
@@ -3461,7 +3455,7 @@
         <w:pStyle w:val="ListBullet"/>
       </w:pPr>
       <w:r>
-        <w:t>Spot-check student measurements when possible.</w:t>
+        <w:t>The capstone can serve as the full 30% final evaluation. Use proposal and midpoint checks to reduce safety and academic integrity risks. Keep final portfolio, rubric, and presentation evidence in the course binder or LMS archive, and remove or restrict student names from inspection-facing samples according to privacy requirements.</w:t>
       </w:r>
     </w:p>
     <w:p>
@@ -4510,7 +4504,7 @@
         <w:pStyle w:val="ListBullet"/>
       </w:pPr>
       <w:r>
-        <w:t>Keep screenshots or exports of CAD progress, not just final files.</w:t>
+        <w:t>The capstone can serve as the full 30% final evaluation. Use proposal and midpoint checks to reduce safety and academic integrity risks. Keep final portfolio, rubric, and presentation evidence in the course binder or LMS archive, and remove or restrict student names from inspection-facing samples according to privacy requirements.</w:t>
       </w:r>
     </w:p>
     <w:p>
@@ -5559,7 +5553,7 @@
         <w:pStyle w:val="ListBullet"/>
       </w:pPr>
       <w:r>
-        <w:t>A working demo is important, but assessment should also value documentation, debugging, safety, and iteration.</w:t>
+        <w:t>The capstone can serve as the full 30% final evaluation. Use proposal and midpoint checks to reduce safety and academic integrity risks. Keep final portfolio, rubric, and presentation evidence in the course binder or LMS archive, and remove or restrict student names from inspection-facing samples according to privacy requirements.</w:t>
       </w:r>
     </w:p>
     <w:p>
@@ -6552,7 +6546,7 @@
         <w:pStyle w:val="ListBullet"/>
       </w:pPr>
       <w:r>
-        <w:t>Encourage Ontario-specific sources where possible.</w:t>
+        <w:t>The capstone can serve as the full 30% final evaluation. Use proposal and midpoint checks to reduce safety and academic integrity risks. Keep final portfolio, rubric, and presentation evidence in the course binder or LMS archive, and remove or restrict student names from inspection-facing samples according to privacy requirements.</w:t>
       </w:r>
     </w:p>
     <w:p>
@@ -7537,7 +7531,7 @@
         <w:pStyle w:val="ListBullet"/>
       </w:pPr>
       <w:r>
-        <w:t>Use portfolio conferences to confirm student understanding.</w:t>
+        <w:t>The capstone can serve as the full 30% final evaluation. Use proposal and midpoint checks to reduce safety and academic integrity risks. Keep final portfolio, rubric, and presentation evidence in the course binder or LMS archive, and remove or restrict student names from inspection-facing samples according to privacy requirements.</w:t>
       </w:r>
     </w:p>
     <w:p>
@@ -7558,7 +7552,7 @@
         <w:pStyle w:val="Heading1"/>
       </w:pPr>
       <w:r>
-        <w:t>Assignment 7: Final Capstone Prototype, Portfolio, and Presentation</w:t>
+        <w:t>Assignment 7: Final Capstone Prototype, Portfolio, and Presentation This task is intended to support the final evaluation component and should generate evidence that can be stored in the course binder or LMS archive.</w:t>
       </w:r>
     </w:p>
     <w:tbl>
@@ -8594,7 +8588,7 @@
         <w:pStyle w:val="ListBullet"/>
       </w:pPr>
       <w:r>
-        <w:t>The capstone can serve as the full 30% final evaluation.</w:t>
+        <w:t>The capstone can serve as the full 30% final evaluation. Use proposal and midpoint checks to reduce safety and academic integrity risks. Keep final portfolio, rubric, and presentation evidence in the course binder or LMS archive, and remove or restrict student names from inspection-facing samples according to privacy requirements.</w:t>
       </w:r>
     </w:p>
     <w:p>
@@ -9270,7 +9264,11 @@
         </w:tc>
       </w:tr>
     </w:tbl>
-    <w:p/>
+    <w:p>
+      <w:r>
+        <w:t>Teacher evidence should be filed with rubrics, moderation notes, student samples, AI logs, and any privacy-cleared artifacts so the school can review the basis for marks and final grades.</w:t>
+      </w:r>
+    </w:p>
     <w:p>
       <w:pPr>
         <w:pStyle w:val="Heading1"/>
